--- a/eng/docx/03.content.docx
+++ b/eng/docx/03.content.docx
@@ -7,6 +7,15 @@
       <w:r/>
     </w:p>
     <w:p>
+      <w:pPr>
+        <w:pStyle w:val="Heading2"/>
+      </w:pPr>
+      <w:r>
+        <w:t>Resource: Study Notes (Tyndale)</w:t>
+      </w:r>
+      <w:r/>
+    </w:p>
+    <w:p>
       <w:r/>
       <w:r>
         <w:rPr>
@@ -46,7 +55,7 @@
         <w:pStyle w:val="Heading1"/>
       </w:pPr>
       <w:r>
-        <w:t>Aquifer Open Study Notes</w:t>
+        <w:t>Study Notes (Tyndale)</w:t>
       </w:r>
     </w:p>
     <w:p>
@@ -55,6 +64,51 @@
           <w:headerReference w:type="even" r:id="rId8"/>
           <w:headerReference w:type="default" r:id="rId9"/>
           <w:footerReference w:type="default" r:id="rId10"/>
+          <w:footnotePr>
+            <w:numRestart w:val="eachSect"/>
+          </w:footnotePr>
+          <w:type w:val="continuous"/>
+          <w:pgSz w:w="12240" w:h="15840" w:code="1"/>
+          <w:pgMar w:top="1440" w:right="1440" w:bottom="1440" w:left="1440" w:header="504" w:footer="504" w:gutter="0"/>
+          <w:cols w:space="708"/>
+          <w:titlePg/>
+          <w:docGrid w:linePitch="360"/>
+        </w:sectPr>
+      </w:pPr>
+    </w:p>
+    <w:p>
+      <w:r/>
+    </w:p>
+    <w:p>
+      <w:pPr>
+        <w:pStyle w:val="Heading2"/>
+      </w:pPr>
+      <w:r>
+        <w:t>LEV</w:t>
+      </w:r>
+      <w:r/>
+    </w:p>
+    <w:p>
+      <w:r/>
+      <w:r>
+        <w:rPr>
+          <w:i/>
+        </w:rPr>
+        <w:t>Leviticus 1:1, Leviticus 1:1–7:38, Leviticus 1:2–3, Leviticus 1:3, Leviticus 1:3–17, Leviticus 1:4, Leviticus 1:5, Leviticus 1:6, Leviticus 1:8, Leviticus 1:9, Leviticus 1:10–13, Leviticus 1:14–17, Leviticus 1:17, Leviticus 2:1, Leviticus 2:1–16, Leviticus 2:2, Leviticus 2:3, Leviticus 2:4, Leviticus 2:5, Leviticus 2:7, Leviticus 2:11, Leviticus 2:12, Leviticus 2:13, Leviticus 3:1, Leviticus 3:1–17, Leviticus 3:4, Leviticus 3:5, Leviticus 3:6–11, Leviticus 3:9, Leviticus 3:11, Leviticus 3:12–16, Leviticus 3:17, Leviticus 4:1–5.13, Leviticus 4:3, Leviticus 4:3–21, Leviticus 4:5–6, Leviticus 4:7, Leviticus 4:11–12, Leviticus 4:15, Leviticus 4:20, Leviticus 4:22, Leviticus 4:22–35, Leviticus 4:23, Leviticus 4:24, Leviticus 4:25, Leviticus 4:27–35, Leviticus 5:1, Leviticus 5:1–6, Leviticus 5:2, Leviticus 5:3, Leviticus 5:4, Leviticus 5:5, Leviticus 5:6, Leviticus 5:7, Leviticus 5:7–13, Leviticus 5:11, Leviticus 5:13, Leviticus 5:14–6.7, Leviticus 5:15, Leviticus 5:16, Leviticus 5:17–19, Leviticus 6:2, Leviticus 6:5, Leviticus 6:7, Leviticus 6:8–7.38, Leviticus 6:10, Leviticus 6:11, Leviticus 6:12–13, Leviticus 6:16, Leviticus 6:17, Leviticus 6:18, Leviticus 6:19–23, Leviticus 6:22, Leviticus 6:23, Leviticus 6:28, Leviticus 6:30, Leviticus 7:3–4, Leviticus 7:12–15, Leviticus 7:15, Leviticus 7:16–18, Leviticus 7:18, Leviticus 7:19–21, Leviticus 7:20–21, Leviticus 7:22–27, Leviticus 7:24, Leviticus 7:26–27, Leviticus 7:34, Leviticus 7:36, Leviticus 8:1–36, Leviticus 8:2, Leviticus 8:4, Leviticus 8:6, Leviticus 8:7, Leviticus 8:8, Leviticus 8:9, Leviticus 8:10, Leviticus 8:13, Leviticus 8:14, Leviticus 8:15, Leviticus 8:18, Leviticus 8:22, Leviticus 8:23, Leviticus 8:29, Leviticus 8:30, Leviticus 8:31, Leviticus 8:34, Leviticus 8:35, Leviticus 9:1, Leviticus 9:2–4, Leviticus 9:6, Leviticus 9:7, Leviticus 9:9, Leviticus 9:17, Leviticus 9:22, Leviticus 9:24, Leviticus 10:1, Leviticus 10:1–20, Leviticus 10:2, Leviticus 10:3, Leviticus 10:4, Leviticus 10:5, Leviticus 10:6, Leviticus 10:7, Leviticus 10:8–10, Leviticus 10:11, Leviticus 10:12, Leviticus 10:13–15, Leviticus 10:16–17, Leviticus 10:19, Leviticus 11:1–15.33, Leviticus 11:2–3, Leviticus 11:2–8, Leviticus 11:5–6, Leviticus 11:9, Leviticus 11:10, Leviticus 11:13–19, Leviticus 11:21–22, Leviticus 11:24–25, Leviticus 11:29–31, Leviticus 11:32–40, Leviticus 11:36, Leviticus 11:37–38, Leviticus 11:39–40, Leviticus 11:44–45, Leviticus 11:45, Leviticus 12:1–8, Leviticus 12:2, Leviticus 12:3, Leviticus 12:4, Leviticus 12:5, Leviticus 12:6, Leviticus 12:7, Leviticus 12:8, Leviticus 13:1–46, Leviticus 13:1–14.57, Leviticus 13:2, Leviticus 13:3, Leviticus 13:4–5, Leviticus 13:8, Leviticus 13:10, Leviticus 13:12–13, Leviticus 13:24–25, Leviticus 13:30, Leviticus 13:38–39, Leviticus 13:42, Leviticus 13:45, Leviticus 13:46, Leviticus 13:47, Leviticus 13:47–59, Leviticus 14:1–32, Leviticus 14:4, Leviticus 14:5–7, Leviticus 14:7, Leviticus 14:12, Leviticus 14:14, Leviticus 14:15–17, Leviticus 14:19, Leviticus 14:20, Leviticus 14:21–32, Leviticus 14:33–53, Leviticus 14:34, Leviticus 14:36, Leviticus 14:37, Leviticus 14:54–57, Leviticus 15:1–33, Leviticus 15:2, Leviticus 15:13–15, Leviticus 15:16–17, Leviticus 15:18, Leviticus 15:19–23, Leviticus 15:24, Leviticus 15:25–29, Leviticus 15:32–33, Leviticus 16:1–34, Leviticus 16:2, Leviticus 16:4, Leviticus 16:6, Leviticus 16:8, Leviticus 16:16, Leviticus 16:23–24, Leviticus 16:27, Leviticus 16:29, Leviticus 16:31, Leviticus 17:1–26.46, Leviticus 17:3–9, Leviticus 17:4, Leviticus 17:7, Leviticus 17:11, Leviticus 17:13, Leviticus 17:15–16, Leviticus 18:1–20:27, Leviticus 18:2, Leviticus 18:4–5, Leviticus 18:6–7, Leviticus 18:7, Leviticus 18:7–8, Leviticus 18:9, Leviticus 18:12–13, Leviticus 18:14, Leviticus 18:15, Leviticus 18:16, Leviticus 18:17, Leviticus 18:18, Leviticus 18:20, Leviticus 18:21, Leviticus 18:22, Leviticus 18:23, Leviticus 18:24–25, Leviticus 18:28, Leviticus 19:2, Leviticus 19:3, Leviticus 19:9–10, Leviticus 19:11, Leviticus 19:12, Leviticus 19:13, Leviticus 19:14, Leviticus 19:15, Leviticus 19:16, Leviticus 19:17, Leviticus 19:18, Leviticus 19:19, Leviticus 19:20–22, Leviticus 19:23–25, Leviticus 19:26, Leviticus 19:27, Leviticus 19:28, Leviticus 19:29, Leviticus 19:30, Leviticus 19:31, Leviticus 19:32, Leviticus 19:33–34, Leviticus 19:35–36, Leviticus 20:2, Leviticus 20:9, Leviticus 20:9–27, Leviticus 20:10, Leviticus 20:11, Leviticus 20:17, Leviticus 20:20–21, Leviticus 20:24, Leviticus 21:1–4, Leviticus 21:1–22.33, Leviticus 21:5, Leviticus 21:6, Leviticus 21:7, Leviticus 21:10–15, Leviticus 21:22, Leviticus 22:2–6, Leviticus 22:5, Leviticus 22:9, Leviticus 22:11, Leviticus 22:14–16, Leviticus 22:15, Leviticus 22:18, Leviticus 22:21, Leviticus 22:23, Leviticus 22:27, Leviticus 22:28, Leviticus 23:2, Leviticus 23:5, Leviticus 23:5–8, Leviticus 23:6, Leviticus 23:10–14, Leviticus 23:11, Leviticus 23:14, Leviticus 23:15–21, Leviticus 23:18, Leviticus 23:24, Leviticus 23:27, Leviticus 23:29–30, Leviticus 23:34–43, Leviticus 23:39, Leviticus 23:43, Leviticus 24:5, Leviticus 24:7, Leviticus 24:10–23, Leviticus 24:11, Leviticus 24:14, Leviticus 24:17, Leviticus 24:20, Leviticus 24:22, Leviticus 25:1–55, Leviticus 25:2–7, Leviticus 25:4, Leviticus 25:8–17, Leviticus 25:10, Leviticus 25:11–12, Leviticus 25:15–16, Leviticus 25:23, Leviticus 25:25, Leviticus 25:29–31, Leviticus 25:32–34, Leviticus 25:35, Leviticus 25:36–37, Leviticus 25:38, Leviticus 25:40, Leviticus 25:42, Leviticus 25:43, Leviticus 25:44–46, Leviticus 25:47–55, Leviticus 26:1, Leviticus 26:3, Leviticus 26:3–39, Leviticus 26:5, Leviticus 26:7, Leviticus 26:9, Leviticus 26:12, Leviticus 26:13, Leviticus 26:14–39, Leviticus 26:18, Leviticus 26:19–20, Leviticus 26:29, Leviticus 26:30, Leviticus 26:34, Leviticus 26:36–39, Leviticus 26:40–45, Leviticus 26:41, Leviticus 26:42, Leviticus 27:1–34, Leviticus 27:2, Leviticus 27:3–7, Leviticus 27:8, Leviticus 27:9–10, Leviticus 27:11–13, Leviticus 27:14–15, Leviticus 27:16–21, Leviticus 27:21, Leviticus 27:25, Leviticus 27:26, Leviticus 27:28, Leviticus 27:29, Leviticus 27:30, Leviticus 27:31, Leviticus 27:32, Leviticus 27:34</w:t>
+      </w:r>
+      <w:r/>
+    </w:p>
+    <w:p>
+      <w:r/>
+      <w:r>
+        <w:t xml:space="preserve"> </w:t>
+      </w:r>
+      <w:r/>
+      <w:r/>
+    </w:p>
+    <w:p>
+      <w:pPr>
+        <w:sectPr>
           <w:footnotePr>
             <w:numRestart w:val="eachSect"/>
           </w:footnotePr>

--- a/eng/docx/03.content.docx
+++ b/eng/docx/03.content.docx
@@ -166,13 +166,6 @@
       </w:r>
       <w:r>
         <w:rPr>
-          <w:i/>
-          <w:lang w:val="en_US" w:bidi="en_US"/>
-        </w:rPr>
-        <w:t>Leviticus 1:1, Leviticus 1:1–7:38, Leviticus 1:2–3, Leviticus 1:3, Leviticus 1:3–17, Leviticus 1:4, Leviticus 1:5, Leviticus 1:6, Leviticus 1:8, Leviticus 1:9, Leviticus 1:10–13, Leviticus 1:14–17, Leviticus 1:17, Leviticus 2:1, Leviticus 2:1–16, Leviticus 2:2, Leviticus 2:3, Leviticus 2:4, Leviticus 2:5, Leviticus 2:7, Leviticus 2:11, Leviticus 2:12, Leviticus 2:13, Leviticus 3:1, Leviticus 3:1–17, Leviticus 3:4, Leviticus 3:5, Leviticus 3:6–11, Leviticus 3:9, Leviticus 3:11, Leviticus 3:12–16, Leviticus 3:17, Leviticus 4:1–5.13, Leviticus 4:3, Leviticus 4:3–21, Leviticus 4:5–6, Leviticus 4:7, Leviticus 4:11–12, Leviticus 4:15, Leviticus 4:20, Leviticus 4:22, Leviticus 4:22–35, Leviticus 4:23, Leviticus 4:24, Leviticus 4:25, Leviticus 4:27–35, Leviticus 5:1, Leviticus 5:1–6, Leviticus 5:2, Leviticus 5:3, Leviticus 5:4, Leviticus 5:5, Leviticus 5:6, Leviticus 5:7, Leviticus 5:7–13, Leviticus 5:11, Leviticus 5:13, Leviticus 5:14–6.7, Leviticus 5:15, Leviticus 5:16, Leviticus 5:17–19, Leviticus 6:2, Leviticus 6:5, Leviticus 6:7, Leviticus 6:8–7.38, Leviticus 6:10, Leviticus 6:11, Leviticus 6:12–13, Leviticus 6:16, Leviticus 6:17, Leviticus 6:18, Leviticus 6:19–23, Leviticus 6:22, Leviticus 6:23, Leviticus 6:28, Leviticus 6:30, Leviticus 7:3–4, Leviticus 7:12–15, Leviticus 7:15, Leviticus 7:16–18, Leviticus 7:18, Leviticus 7:19–21, Leviticus 7:20–21, Leviticus 7:22–27, Leviticus 7:24, Leviticus 7:26–27, Leviticus 7:34, Leviticus 7:36, Leviticus 8:1–36, Leviticus 8:2, Leviticus 8:4, Leviticus 8:6, Leviticus 8:7, Leviticus 8:8, Leviticus 8:9, Leviticus 8:10, Leviticus 8:13, Leviticus 8:14, Leviticus 8:15, Leviticus 8:18, Leviticus 8:22, Leviticus 8:23, Leviticus 8:29, Leviticus 8:30, Leviticus 8:31, Leviticus 8:34, Leviticus 8:35, Leviticus 9:1, Leviticus 9:2–4, Leviticus 9:6, Leviticus 9:7, Leviticus 9:9, Leviticus 9:17, Leviticus 9:22, Leviticus 9:24, Leviticus 10:1, Leviticus 10:1–20, Leviticus 10:2, Leviticus 10:3, Leviticus 10:4, Leviticus 10:5, Leviticus 10:6, Leviticus 10:7, Leviticus 10:8–10, Leviticus 10:11, Leviticus 10:12, Leviticus 10:13–15, Leviticus 10:16–17, Leviticus 10:19, Leviticus 11:1–15.33, Leviticus 11:2–3, Leviticus 11:2–8, Leviticus 11:5–6, Leviticus 11:9, Leviticus 11:10, Leviticus 11:13–19, Leviticus 11:21–22, Leviticus 11:24–25, Leviticus 11:29–31, Leviticus 11:32–40, Leviticus 11:36, Leviticus 11:37–38, Leviticus 11:39–40, Leviticus 11:44–45, Leviticus 11:45, Leviticus 12:1–8, Leviticus 12:2, Leviticus 12:3, Leviticus 12:4, Leviticus 12:5, Leviticus 12:6, Leviticus 12:7, Leviticus 12:8, Leviticus 13:1–46, Leviticus 13:1–14.57, Leviticus 13:2, Leviticus 13:3, Leviticus 13:4–5, Leviticus 13:8, Leviticus 13:10, Leviticus 13:12–13, Leviticus 13:24–25, Leviticus 13:30, Leviticus 13:38–39, Leviticus 13:42, Leviticus 13:45, Leviticus 13:46, Leviticus 13:47, Leviticus 13:47–59, Leviticus 14:1–32, Leviticus 14:4, Leviticus 14:5–7, Leviticus 14:7, Leviticus 14:12, Leviticus 14:14, Leviticus 14:15–17, Leviticus 14:19, Leviticus 14:20, Leviticus 14:21–32, Leviticus 14:33–53, Leviticus 14:34, Leviticus 14:36, Leviticus 14:37, Leviticus 14:54–57, Leviticus 15:1–33, Leviticus 15:2, Leviticus 15:13–15, Leviticus 15:16–17, Leviticus 15:18, Leviticus 15:19–23, Leviticus 15:24, Leviticus 15:25–29, Leviticus 15:32–33, Leviticus 16:1–34, Leviticus 16:2, Leviticus 16:4, Leviticus 16:6, Leviticus 16:8, Leviticus 16:16, Leviticus 16:23–24, Leviticus 16:27, Leviticus 16:29, Leviticus 16:31, Leviticus 17:1–26.46, Leviticus 17:3–9, Leviticus 17:4, Leviticus 17:7, Leviticus 17:11, Leviticus 17:13, Leviticus 17:15–16, Leviticus 18:1–20:27, Leviticus 18:2, Leviticus 18:4–5, Leviticus 18:6–7, Leviticus 18:7, Leviticus 18:7–8, Leviticus 18:9, Leviticus 18:12–13, Leviticus 18:14, Leviticus 18:15, Leviticus 18:16, Leviticus 18:17, Leviticus 18:18, Leviticus 18:20, Leviticus 18:21, Leviticus 18:22, Leviticus 18:23, Leviticus 18:24–25, Leviticus 18:28, Leviticus 19:2, Leviticus 19:3, Leviticus 19:9–10, Leviticus 19:11, Leviticus 19:12, Leviticus 19:13, Leviticus 19:14, Leviticus 19:15, Leviticus 19:16, Leviticus 19:17, Leviticus 19:18, Leviticus 19:19, Leviticus 19:20–22, Leviticus 19:23–25, Leviticus 19:26, Leviticus 19:27, Leviticus 19:28, Leviticus 19:29, Leviticus 19:30, Leviticus 19:31, Leviticus 19:32, Leviticus 19:33–34, Leviticus 19:35–36, Leviticus 20:2, Leviticus 20:9, Leviticus 20:9–27, Leviticus 20:10, Leviticus 20:11, Leviticus 20:17, Leviticus 20:20–21, Leviticus 20:24, Leviticus 21:1–4, Leviticus 21:1–22.33, Leviticus 21:5, Leviticus 21:6, Leviticus 21:7, Leviticus 21:10–15, Leviticus 21:22, Leviticus 22:2–6, Leviticus 22:5, Leviticus 22:9, Leviticus 22:11, Leviticus 22:14–16, Leviticus 22:15, Leviticus 22:18, Leviticus 22:21, Leviticus 22:23, Leviticus 22:27, Leviticus 22:28, Leviticus 23:2, Leviticus 23:5, Leviticus 23:5–8, Leviticus 23:6, Leviticus 23:10–14, Leviticus 23:11, Leviticus 23:14, Leviticus 23:15–21, Leviticus 23:18, Leviticus 23:24, Leviticus 23:27, Leviticus 23:29–30, Leviticus 23:34–43, Leviticus 23:39, Leviticus 23:43, Leviticus 24:5, Leviticus 24:7, Leviticus 24:10–23, Leviticus 24:11, Leviticus 24:14, Leviticus 24:17, Leviticus 24:20, Leviticus 24:22, Leviticus 25:1–55, Leviticus 25:2–7, Leviticus 25:4, Leviticus 25:8–17, Leviticus 25:10, Leviticus 25:11–12, Leviticus 25:15–16, Leviticus 25:23, Leviticus 25:25, Leviticus 25:29–31, Leviticus 25:32–34, Leviticus 25:35, Leviticus 25:36–37, Leviticus 25:38, Leviticus 25:40, Leviticus 25:42, Leviticus 25:43, Leviticus 25:44–46, Leviticus 25:47–55, Leviticus 26:1, Leviticus 26:3, Leviticus 26:3–39, Leviticus 26:5, Leviticus 26:7, Leviticus 26:9, Leviticus 26:12, Leviticus 26:13, Leviticus 26:14–39, Leviticus 26:18, Leviticus 26:19–20, Leviticus 26:29, Leviticus 26:30, Leviticus 26:34, Leviticus 26:36–39, Leviticus 26:40–45, Leviticus 26:41, Leviticus 26:42, Leviticus 27:1–34, Leviticus 27:2, Leviticus 27:3–7, Leviticus 27:8, Leviticus 27:9–10, Leviticus 27:11–13, Leviticus 27:14–15, Leviticus 27:16–21, Leviticus 27:21, Leviticus 27:25, Leviticus 27:26, Leviticus 27:28, Leviticus 27:29, Leviticus 27:30, Leviticus 27:31, Leviticus 27:32, Leviticus 27:34</w:t>
-      </w:r>
-      <w:r>
-        <w:rPr>
           <w:lang w:val="en_US" w:bidi="en_US"/>
         </w:rPr>
       </w:r>
@@ -14275,7 +14268,7 @@
         <w:rPr>
           <w:lang w:val="en_US" w:bidi="en_US"/>
         </w:rPr>
-        <w:t xml:space="preserve">). Moses's actions recognized and declared what God had done (also in </w:t>
+        <w:t xml:space="preserve">). Moses poured the anointing oil on the tabernacle and everything in it. This action showed that God had chosen these objects and set them apart for worship (also in </w:t>
       </w:r>
       <w:hyperlink r:id="rId332">
         <w:r>

--- a/eng/docx/03.content.docx
+++ b/eng/docx/03.content.docx
@@ -150,19 +150,6 @@
           <w:lang w:val="en_US" w:bidi="en_US"/>
         </w:rPr>
         <w:t>LEV</w:t>
-      </w:r>
-      <w:r>
-        <w:rPr>
-          <w:lang w:val="en_US" w:bidi="en_US"/>
-        </w:rPr>
-      </w:r>
-    </w:p>
-    <w:p>
-      <w:pPr/>
-      <w:r>
-        <w:rPr>
-          <w:lang w:val="en_US" w:bidi="en_US"/>
-        </w:rPr>
       </w:r>
       <w:r>
         <w:rPr>

--- a/eng/docx/03.content.docx
+++ b/eng/docx/03.content.docx
@@ -19,7 +19,7 @@
         <w:rPr>
           <w:lang w:val="en_US" w:bidi="en_US"/>
         </w:rPr>
-        <w:t>Resource: Study Notes (Tyndale)</w:t>
+        <w:t>Resource: Tyndale Open Study Notes</w:t>
       </w:r>
       <w:r>
         <w:rPr>
@@ -112,7 +112,7 @@
         <w:rPr>
           <w:lang w:val="en_US" w:bidi="en_US"/>
         </w:rPr>
-        <w:t>Study Notes (Tyndale)</w:t>
+        <w:t>Tyndale Open Study Notes</w:t>
       </w:r>
     </w:p>
     <w:p>

--- a/eng/docx/03.content.docx
+++ b/eng/docx/03.content.docx
@@ -12427,7 +12427,7 @@
         <w:rPr>
           <w:lang w:val="en_US" w:bidi="en_US"/>
         </w:rPr>
-        <w:t>The command not to eat blood was very important. The Council at Jerusalem even included it in their instructions for non-Jewish (gentile) believers (</w:t>
+        <w:t>The command not to eat blood was very important. The Council at Jerusalem even included it in their instructions for non-Jewish (Gentile) believers (</w:t>
       </w:r>
       <w:hyperlink r:id="rId281">
         <w:r>

--- a/eng/docx/03.content.docx
+++ b/eng/docx/03.content.docx
@@ -19,7 +19,7 @@
         <w:rPr>
           <w:lang w:val="en_US" w:bidi="en_US"/>
         </w:rPr>
-        <w:t>Resource: Tyndale Open Study Notes</w:t>
+        <w:t>Resource: Aquifer Open Study Notes</w:t>
       </w:r>
       <w:r>
         <w:rPr>
@@ -112,7 +112,7 @@
         <w:rPr>
           <w:lang w:val="en_US" w:bidi="en_US"/>
         </w:rPr>
-        <w:t>Tyndale Open Study Notes</w:t>
+        <w:t>Aquifer Open Study Notes</w:t>
       </w:r>
     </w:p>
     <w:p>
